--- a/docs/Lessons/Lesson 10 - Core Mechanics IV/Handouts/Lesson_10_Handout_Scratch.docx
+++ b/docs/Lessons/Lesson 10 - Core Mechanics IV/Handouts/Lesson_10_Handout_Scratch.docx
@@ -367,6 +367,19 @@
     </w:p>
     <w:p>
       <w:pPr>
+        <w:pStyle w:val="ListParagraph"/>
+        <w:numPr>
+          <w:ilvl w:val="0"/>
+          <w:numId w:val="3"/>
+        </w:numPr>
+        <w:spacing w:after="60"/>
+      </w:pPr>
+      <w:r>
+        <w:t xml:space="preserve">Keep your sounds: if you added the win, life-lost or game-over sounds in Lessons 6 and 8 (Level 3), they stay. The code below shows them as plain lines, in the scripts where you put them. If you skipped that goal, ignore those lines.</w:t>
+      </w:r>
+    </w:p>
+    <w:p>
+      <w:pPr>
         <w:shd w:fill="F0F0F0" w:val="clear"/>
         <w:spacing w:after="160" w:before="80"/>
         <w:ind w:left="360"/>
@@ -675,6 +688,30 @@
           <w:sz w:val="20"/>
           <w:szCs w:val="20"/>
         </w:rPr>
+        <w:t xml:space="preserve">else</w:t>
+      </w:r>
+      <w:r>
+        <w:br/>
+        <w:t xml:space="preserve"/>
+      </w:r>
+      <w:r>
+        <w:rPr>
+          <w:rFonts w:ascii="Consolas" w:cs="Consolas" w:eastAsia="Consolas" w:hAnsi="Consolas"/>
+          <w:sz w:val="20"/>
+          <w:szCs w:val="20"/>
+        </w:rPr>
+        <w:t xml:space="preserve">    start sound [sfx_lifelost]  // your Lesson 8 Level 3 sound</w:t>
+      </w:r>
+      <w:r>
+        <w:br/>
+        <w:t xml:space="preserve"/>
+      </w:r>
+      <w:r>
+        <w:rPr>
+          <w:rFonts w:ascii="Consolas" w:cs="Consolas" w:eastAsia="Consolas" w:hAnsi="Consolas"/>
+          <w:sz w:val="20"/>
+          <w:szCs w:val="20"/>
+        </w:rPr>
         <w:t xml:space="preserve"/>
       </w:r>
       <w:r>
@@ -994,6 +1031,18 @@
           <w:rFonts w:ascii="Consolas" w:cs="Consolas" w:eastAsia="Consolas" w:hAnsi="Consolas"/>
           <w:sz w:val="20"/>
           <w:szCs w:val="20"/>
+        </w:rPr>
+        <w:t xml:space="preserve">start sound [sfx_win]  // your Lesson 6 Level 3 sound</w:t>
+      </w:r>
+      <w:r>
+        <w:br/>
+        <w:t xml:space="preserve"/>
+      </w:r>
+      <w:r>
+        <w:rPr>
+          <w:rFonts w:ascii="Consolas" w:cs="Consolas" w:eastAsia="Consolas" w:hAnsi="Consolas"/>
+          <w:sz w:val="20"/>
+          <w:szCs w:val="20"/>
           <w:shd w:fill="FFE98A" w:val="clear"/>
         </w:rPr>
         <w:t xml:space="preserve">say [You Win! Press R to Restart] for 3 seconds</w:t>
@@ -1009,6 +1058,18 @@
           <w:szCs w:val="20"/>
         </w:rPr>
         <w:t xml:space="preserve">when I receive [game over]</w:t>
+      </w:r>
+      <w:r>
+        <w:br/>
+        <w:t xml:space="preserve"/>
+      </w:r>
+      <w:r>
+        <w:rPr>
+          <w:rFonts w:ascii="Consolas" w:cs="Consolas" w:eastAsia="Consolas" w:hAnsi="Consolas"/>
+          <w:sz w:val="20"/>
+          <w:szCs w:val="20"/>
+        </w:rPr>
+        <w:t xml:space="preserve">start sound [sfx_gameover]  // your Lesson 8 Level 3 sound</w:t>
       </w:r>
       <w:r>
         <w:br/>
